--- a/mon/toan/khbd/lop12/KHBD_TOAN12_STEM_ThietKeHop_T21-22.docx
+++ b/mon/toan/khbd/lop12/KHBD_TOAN12_STEM_ThietKeHop_T21-22.docx
@@ -3408,14 +3408,15 @@
       <m:oMath>
         <m:d>
           <m:dPr>
-            <m:sepChr m:val="≤"/>
+            <m:sepChr m:val=""/>
           </m:dPr>
           <m:e>
             <m:r>
               <m:t>a</m:t>
             </m:r>
-          </m:e>
-          <m:e>
+            <m:r>
+              <m:t>≤</m:t>
+            </m:r>
             <m:r>
               <m:t>b</m:t>
             </m:r>
@@ -5698,7 +5699,7 @@
             <m:d>
               <m:dPr>
                 <m:begChr m:val="|"/>
-                <m:sepChr m:val="−"/>
+                <m:sepChr m:val=""/>
                 <m:endChr m:val="|"/>
               </m:dPr>
               <m:e>
@@ -5714,8 +5715,9 @@
                     </m:r>
                   </m:sub>
                 </m:sSub>
-              </m:e>
-              <m:e>
+                <m:r>
+                  <m:t>−</m:t>
+                </m:r>
                 <m:sSub>
                   <m:e>
                     <m:r>

--- a/mon/toan/khbd/lop12/KHBD_TOAN12_STEM_ThietKeHop_T21-22.docx
+++ b/mon/toan/khbd/lop12/KHBD_TOAN12_STEM_ThietKeHop_T21-22.docx
@@ -1560,7 +1560,7 @@
                 <w:rFonts w:ascii="Times New Roman" w:hAnsi="Times New Roman" w:eastAsia="Times New Roman" w:cs="Times New Roman"/>
                 <w:sz w:val="24"/>
               </w:rPr>
-              <w:t>); dụng cụ cắt, gấp, dán; chatbot AI giải toán từng bước (có kiểm chứng); Google Classroom/Padlet.</w:t>
+              <w:t>); dụng cụ cắt, gấp, dán; chatbot AI giải toán từng bước (có kiểm chứng); nhóm Zalo của lớp.</w:t>
             </w:r>
           </w:p>
         </w:tc>
@@ -6387,7 +6387,7 @@
           <w:rFonts w:ascii="Times New Roman" w:hAnsi="Times New Roman" w:eastAsia="Times New Roman" w:cs="Times New Roman"/>
           <w:sz w:val="24"/>
         </w:rPr>
-        <w:t xml:space="preserve"> GV giao nhiệm vụ hoàn thiện sản phẩm theo bản thiết kế đã duyệt; nhắc yêu cầu an toàn, thời hạn nộp ảnh, video lên Classroom/Padlet.</w:t>
+        <w:t xml:space="preserve"> GV giao nhiệm vụ hoàn thiện sản phẩm theo bản thiết kế đã duyệt; nhắc yêu cầu an toàn, thời hạn nộp ảnh, video lên nhóm Zalo của lớp.</w:t>
       </w:r>
     </w:p>
     <w:p>
@@ -6447,7 +6447,7 @@
           <w:rFonts w:ascii="Times New Roman" w:hAnsi="Times New Roman" w:eastAsia="Times New Roman" w:cs="Times New Roman"/>
           <w:sz w:val="24"/>
         </w:rPr>
-        <w:t xml:space="preserve"> GV theo dõi tiến độ qua nhóm Zalo/Classroom, trả lời thắc mắc, góp ý bản nháp slide.</w:t>
+        <w:t xml:space="preserve"> GV theo dõi tiến độ qua nhóm Zalo của lớp, trả lời thắc mắc, góp ý bản nháp slide.</w:t>
       </w:r>
     </w:p>
     <w:p>
